--- a/Sistemas_Operacionais-SEG/Atividade Sistemas Operacionais/Trabalho_M1_Sistemas_Operacionais.docx
+++ b/Sistemas_Operacionais-SEG/Atividade Sistemas Operacionais/Trabalho_M1_Sistemas_Operacionais.docx
@@ -39,21 +39,11 @@
     </w:p>
     <w:p/>
     <w:p>
-      <w:proofErr w:type="spellStart"/>
       <w:r>
-        <w:t>Aluno</w:t>
-      </w:r>
-      <w:proofErr w:type="spellEnd"/>
-      <w:r>
-        <w:t xml:space="preserve">(s): </w:t>
+        <w:t xml:space="preserve">Aluno(s): </w:t>
       </w:r>
       <w:r>
-        <w:t xml:space="preserve">Eduardo Fabeni Johannsen e </w:t>
-      </w:r>
-      <w:bookmarkStart w:id="0" w:name="_GoBack"/>
-      <w:bookmarkEnd w:id="0"/>
-      <w:r>
-        <w:t>Kauan David Leal</w:t>
+        <w:t>Eduardo Fabeni Johannsen e Kauan David Leal</w:t>
       </w:r>
     </w:p>
     <w:p>
@@ -66,34 +56,14 @@
     </w:p>
     <w:p>
       <w:r>
-        <w:t xml:space="preserve">Link </w:t>
-      </w:r>
-      <w:proofErr w:type="spellStart"/>
-      <w:r>
-        <w:t>github</w:t>
-      </w:r>
-      <w:proofErr w:type="spellEnd"/>
-      <w:r>
-        <w:t xml:space="preserve">: </w:t>
+        <w:t xml:space="preserve">Link github: </w:t>
       </w:r>
       <w:hyperlink r:id="rId6" w:history="1">
         <w:r>
           <w:rPr>
             <w:rStyle w:val="Hyperlink"/>
           </w:rPr>
-          <w:t>https://github.com/EduardoFabeniJohannsen/Ciencia_da_Comput</w:t>
-        </w:r>
-        <w:r>
-          <w:rPr>
-            <w:rStyle w:val="Hyperlink"/>
-          </w:rPr>
-          <w:t>a</w:t>
-        </w:r>
-        <w:r>
-          <w:rPr>
-            <w:rStyle w:val="Hyperlink"/>
-          </w:rPr>
-          <w:t>cao_UNIVALI/tree/main/Sistemas_Operacionais-SEG/Atividade%20Sistemas%20Operacionais</w:t>
+          <w:t>https://github.com/EduardoFabeniJohannsen/Ciencia_da_Computacao_UNIVALI/tree/main/Sistemas_Operacionais-SEG/Atividade%20Sistemas%20Operacionais</w:t>
         </w:r>
       </w:hyperlink>
     </w:p>
@@ -113,10 +83,7 @@
     </w:p>
     <w:p>
       <w:r>
-        <w:t>Este trabalho apresenta um estudo teórico e prático sobre técnicas de gerenciamento de memória utilizadas por sistemas operacionais para tradução de endereços virtuais em endereç</w:t>
-      </w:r>
-      <w:r>
-        <w:t>os físicos. Foram analisadas três abordagens: Paginação Hierárquica, Tabelas de Página com Hash e Tabelas de Páginas Invertidas. Também foi desenvolvido um emulador em linguagem C para simular inserção e busca de páginas.</w:t>
+        <w:t>Este trabalho apresenta um estudo teórico e prático sobre técnicas de gerenciamento de memória utilizadas por sistemas operacionais para tradução de endereços virtuais em endereços físicos. Foram analisadas três abordagens: Paginação Hierárquica, Tabelas de Página com Hash e Tabelas de Páginas Invertidas. Também foi desenvolvido um emulador em linguagem C para simular inserção e busca de páginas.</w:t>
       </w:r>
     </w:p>
     <w:p>
@@ -132,18 +99,55 @@
         <w:pStyle w:val="Ttulo2"/>
       </w:pPr>
       <w:r>
-        <w:t xml:space="preserve">2.1 </w:t>
-      </w:r>
-      <w:r>
-        <w:t>Paginação Hierárquica</w:t>
+        <w:t>2.1 Paginação Hierárquica</w:t>
       </w:r>
     </w:p>
     <w:p>
+      <w:pPr>
+        <w:pStyle w:val="NormalWeb"/>
+        <w:numPr>
+          <w:ilvl w:val="0"/>
+          <w:numId w:val="10"/>
+        </w:numPr>
+      </w:pPr>
       <w:r>
-        <w:t>A paginação hierárquica divide a tabela de páginas em múltiplos níveis. As tabelas secundárias só são criadas quando necessárias, economizando memória. É eficiente para processos que utilizam poucos blocos de memória. Como desvantagem</w:t>
+        <w:t>A paginação hierárquica organiza a tabela de páginas em múltiplos níveis. Em vez de manter uma única tabela grande, o sistema divide essa estrutura em tabelas menores.</w:t>
       </w:r>
+    </w:p>
+    <w:p>
+      <w:pPr>
+        <w:pStyle w:val="NormalWeb"/>
+        <w:numPr>
+          <w:ilvl w:val="0"/>
+          <w:numId w:val="10"/>
+        </w:numPr>
+      </w:pPr>
       <w:r>
-        <w:t>, a tradução pode exigir múltiplos acessos.</w:t>
+        <w:t>As tabelas secundárias são criadas somente quando há necessidade, ou seja, quando determinada região da memória virtual passa a ser utilizada pelo processo.</w:t>
+      </w:r>
+    </w:p>
+    <w:p>
+      <w:pPr>
+        <w:pStyle w:val="NormalWeb"/>
+        <w:numPr>
+          <w:ilvl w:val="0"/>
+          <w:numId w:val="10"/>
+        </w:numPr>
+      </w:pPr>
+      <w:r>
+        <w:t>Essa abordagem reduz o desperdício de memória, especialmente em processos que utilizam poucos blocos ou regiões isoladas do espaço virtual.</w:t>
+      </w:r>
+    </w:p>
+    <w:p>
+      <w:pPr>
+        <w:pStyle w:val="NormalWeb"/>
+        <w:numPr>
+          <w:ilvl w:val="0"/>
+          <w:numId w:val="10"/>
+        </w:numPr>
+      </w:pPr>
+      <w:r>
+        <w:t>Como desvantagem, a tradução de endereços pode exigir mais de um acesso às tabelas até localizar o frame físico correspondente.</w:t>
       </w:r>
     </w:p>
     <w:p>
@@ -155,12 +159,110 @@
       </w:r>
     </w:p>
     <w:p>
+      <w:pPr>
+        <w:pStyle w:val="NormalWeb"/>
+        <w:numPr>
+          <w:ilvl w:val="0"/>
+          <w:numId w:val="12"/>
+        </w:numPr>
+      </w:pPr>
       <w:r>
-        <w:t>Utilizam função hash para localizar rapidamente a página lógica. São úteis em arquiteturas de 64 bits. Quando ocorrem colisões, normalmente utiliza-se lista encadeada. Com poucas co</w:t>
+        <w:t>As tabelas de página com hash utilizam uma função hash para localizar rapidamente a página lógica desejada.</w:t>
+      </w:r>
+    </w:p>
+    <w:p>
+      <w:pPr>
+        <w:pStyle w:val="NormalWeb"/>
+        <w:numPr>
+          <w:ilvl w:val="0"/>
+          <w:numId w:val="12"/>
+        </w:numPr>
+      </w:pPr>
+      <w:r>
+        <w:t>Ao receber o número da página virtual, a função hash calcula uma posição provável dentro da tabela, permitindo buscas rápidas.</w:t>
+      </w:r>
+    </w:p>
+    <w:p>
+      <w:pPr>
+        <w:pStyle w:val="NormalWeb"/>
+        <w:numPr>
+          <w:ilvl w:val="0"/>
+          <w:numId w:val="12"/>
+        </w:numPr>
+      </w:pPr>
+      <w:r>
+        <w:t>Essa técnica é bastante útil em arquiteturas de 64 bits, onde o espaço de endereçamento virtual é muito grande.</w:t>
+      </w:r>
+    </w:p>
+    <w:p>
+      <w:pPr>
+        <w:pStyle w:val="NormalWeb"/>
+        <w:numPr>
+          <w:ilvl w:val="0"/>
+          <w:numId w:val="12"/>
+        </w:numPr>
+      </w:pPr>
+      <w:r>
+        <w:t>Quando duas páginas geram o mesmo índice, ocorre uma colisão. Nesses casos, normalmente são utilizadas listas encadeadas para armazenar múltiplas entradas na mesma posição.</w:t>
+      </w:r>
+    </w:p>
+    <w:p>
+      <w:pPr>
+        <w:pStyle w:val="NormalWeb"/>
+        <w:numPr>
+          <w:ilvl w:val="0"/>
+          <w:numId w:val="12"/>
+        </w:numPr>
+      </w:pPr>
+      <w:r>
+        <w:t xml:space="preserve">Quando a tabela está bem dimensionada e há poucas colisões, o tempo médio de busca tende a ser próximo </w:t>
       </w:r>
       <w:r>
-        <w:t>lisões, a busca tende a O(1).</w:t>
+        <w:t>de</w:t>
       </w:r>
+      <w:r>
+        <w:rPr>
+          <w:b/>
+        </w:rPr>
+        <w:t xml:space="preserve"> </w:t>
+      </w:r>
+      <w:proofErr w:type="gramStart"/>
+      <w:r>
+        <w:rPr>
+          <w:rStyle w:val="Forte"/>
+          <w:b w:val="0"/>
+        </w:rPr>
+        <w:t>O(</w:t>
+      </w:r>
+      <w:proofErr w:type="gramEnd"/>
+      <w:r>
+        <w:rPr>
+          <w:rStyle w:val="Forte"/>
+          <w:b w:val="0"/>
+        </w:rPr>
+        <w:t>1)</w:t>
+      </w:r>
+      <w:r>
+        <w:rPr>
+          <w:b/>
+        </w:rPr>
+        <w:t>.</w:t>
+      </w:r>
+    </w:p>
+    <w:p>
+      <w:pPr>
+        <w:pStyle w:val="Ttulo2"/>
+      </w:pPr>
+    </w:p>
+    <w:p>
+      <w:pPr>
+        <w:pStyle w:val="Ttulo2"/>
+      </w:pPr>
+    </w:p>
+    <w:p>
+      <w:pPr>
+        <w:pStyle w:val="Ttulo2"/>
+      </w:pPr>
     </w:p>
     <w:p>
       <w:pPr>
@@ -171,11 +273,63 @@
       </w:r>
     </w:p>
     <w:p>
+      <w:pPr>
+        <w:pStyle w:val="NormalWeb"/>
+        <w:numPr>
+          <w:ilvl w:val="0"/>
+          <w:numId w:val="13"/>
+        </w:numPr>
+      </w:pPr>
       <w:r>
-        <w:t xml:space="preserve">Possuem uma única tabela global baseada nos frames físicos da RAM. Cada entrada representa um frame ocupado por determinada página. Reduzem o consumo de memória, porém a busca sequencial pode </w:t>
+        <w:t>A tabela de páginas invertida utiliza uma lógica diferente das demais estruturas.</w:t>
       </w:r>
+    </w:p>
+    <w:p>
+      <w:pPr>
+        <w:pStyle w:val="NormalWeb"/>
+        <w:numPr>
+          <w:ilvl w:val="0"/>
+          <w:numId w:val="13"/>
+        </w:numPr>
+      </w:pPr>
       <w:r>
-        <w:t>ser lenta sem apoio de hardware.</w:t>
+        <w:t>Em vez de possuir entradas para páginas virtuais, ela possui uma única tabela global baseada na quantidade de frames físicos existentes na memória RAM.</w:t>
+      </w:r>
+    </w:p>
+    <w:p>
+      <w:pPr>
+        <w:pStyle w:val="NormalWeb"/>
+        <w:numPr>
+          <w:ilvl w:val="0"/>
+          <w:numId w:val="13"/>
+        </w:numPr>
+      </w:pPr>
+      <w:r>
+        <w:t>Cada entrada informa qual página virtual está ocupando determinado frame físico.</w:t>
+      </w:r>
+    </w:p>
+    <w:p>
+      <w:pPr>
+        <w:pStyle w:val="NormalWeb"/>
+        <w:numPr>
+          <w:ilvl w:val="0"/>
+          <w:numId w:val="13"/>
+        </w:numPr>
+      </w:pPr>
+      <w:r>
+        <w:t>Sua principal vantagem é o menor consumo de memória, pois o tamanho da estrutura depende da memória física instalada e não do espaço virtual dos processos.</w:t>
+      </w:r>
+    </w:p>
+    <w:p>
+      <w:pPr>
+        <w:pStyle w:val="NormalWeb"/>
+        <w:numPr>
+          <w:ilvl w:val="0"/>
+          <w:numId w:val="13"/>
+        </w:numPr>
+      </w:pPr>
+      <w:r>
+        <w:t>Como desvantagem, a busca pode ser mais lenta caso seja feita de forma sequencial, exigindo apoio de hardware para melhor desempenho.</w:t>
       </w:r>
     </w:p>
     <w:p>
@@ -187,28 +341,173 @@
       </w:r>
     </w:p>
     <w:p>
+      <w:pPr>
+        <w:spacing w:before="100" w:beforeAutospacing="1" w:after="100" w:afterAutospacing="1" w:line="240" w:lineRule="auto"/>
+        <w:rPr>
+          <w:rFonts w:ascii="Times New Roman" w:eastAsia="Times New Roman" w:hAnsi="Times New Roman" w:cs="Times New Roman"/>
+          <w:sz w:val="24"/>
+          <w:szCs w:val="24"/>
+          <w:lang w:val="pt-BR" w:eastAsia="pt-BR"/>
+        </w:rPr>
+      </w:pPr>
       <w:r>
-        <w:t>Foi desenvolvido um programa em linguagem C capaz de simular as três estruturas pesquisadas. O sistema permite:</w:t>
-      </w:r>
-      <w:r>
-        <w:br/>
-        <w:t>- Inserir mapeamentos Página Lógica -&gt; Frame Físico;</w:t>
-      </w:r>
-      <w:r>
-        <w:br/>
-        <w:t xml:space="preserve">- Buscar páginas </w:t>
-      </w:r>
-      <w:r>
-        <w:t>já cadastradas;</w:t>
-      </w:r>
-      <w:r>
-        <w:br/>
-        <w:t>- Retornar Page Fault quando a página não existir.</w:t>
+        <w:rPr>
+          <w:rFonts w:ascii="Times New Roman" w:eastAsia="Times New Roman" w:hAnsi="Times New Roman" w:cs="Times New Roman"/>
+          <w:sz w:val="24"/>
+          <w:szCs w:val="24"/>
+          <w:lang w:val="pt-BR" w:eastAsia="pt-BR"/>
+        </w:rPr>
+        <w:t>Foi desenvolvido um programa em linguagem C capaz de simular as três estruturas pesquisadas.</w:t>
       </w:r>
     </w:p>
     <w:p>
+      <w:pPr>
+        <w:spacing w:before="100" w:beforeAutospacing="1" w:after="100" w:afterAutospacing="1" w:line="240" w:lineRule="auto"/>
+        <w:rPr>
+          <w:rFonts w:ascii="Times New Roman" w:eastAsia="Times New Roman" w:hAnsi="Times New Roman" w:cs="Times New Roman"/>
+          <w:sz w:val="24"/>
+          <w:szCs w:val="24"/>
+          <w:lang w:val="pt-BR" w:eastAsia="pt-BR"/>
+        </w:rPr>
+      </w:pPr>
       <w:r>
-        <w:t>Arquivo-fonte entregue separadamente: parte_2-Implementacao_Computacional.c</w:t>
+        <w:rPr>
+          <w:rFonts w:ascii="Times New Roman" w:eastAsia="Times New Roman" w:hAnsi="Times New Roman" w:cs="Times New Roman"/>
+          <w:sz w:val="24"/>
+          <w:szCs w:val="24"/>
+          <w:lang w:val="pt-BR" w:eastAsia="pt-BR"/>
+        </w:rPr>
+        <w:t>O sistema implementado permite:</w:t>
+      </w:r>
+    </w:p>
+    <w:p>
+      <w:pPr>
+        <w:numPr>
+          <w:ilvl w:val="0"/>
+          <w:numId w:val="14"/>
+        </w:numPr>
+        <w:spacing w:before="100" w:beforeAutospacing="1" w:after="100" w:afterAutospacing="1" w:line="240" w:lineRule="auto"/>
+        <w:rPr>
+          <w:rFonts w:ascii="Times New Roman" w:eastAsia="Times New Roman" w:hAnsi="Times New Roman" w:cs="Times New Roman"/>
+          <w:sz w:val="24"/>
+          <w:szCs w:val="24"/>
+          <w:lang w:val="pt-BR" w:eastAsia="pt-BR"/>
+        </w:rPr>
+      </w:pPr>
+      <w:r>
+        <w:rPr>
+          <w:rFonts w:ascii="Times New Roman" w:eastAsia="Times New Roman" w:hAnsi="Times New Roman" w:cs="Times New Roman"/>
+          <w:sz w:val="24"/>
+          <w:szCs w:val="24"/>
+          <w:lang w:val="pt-BR" w:eastAsia="pt-BR"/>
+        </w:rPr>
+        <w:t xml:space="preserve">Inserir mapeamentos entre </w:t>
+      </w:r>
+      <w:r>
+        <w:rPr>
+          <w:rFonts w:ascii="Times New Roman" w:eastAsia="Times New Roman" w:hAnsi="Times New Roman" w:cs="Times New Roman"/>
+          <w:bCs/>
+          <w:sz w:val="24"/>
+          <w:szCs w:val="24"/>
+          <w:lang w:val="pt-BR" w:eastAsia="pt-BR"/>
+        </w:rPr>
+        <w:t>Página Lógica → Frame Físico</w:t>
+      </w:r>
+      <w:r>
+        <w:rPr>
+          <w:rFonts w:ascii="Times New Roman" w:eastAsia="Times New Roman" w:hAnsi="Times New Roman" w:cs="Times New Roman"/>
+          <w:sz w:val="24"/>
+          <w:szCs w:val="24"/>
+          <w:lang w:val="pt-BR" w:eastAsia="pt-BR"/>
+        </w:rPr>
+        <w:t xml:space="preserve">; </w:t>
+      </w:r>
+    </w:p>
+    <w:p>
+      <w:pPr>
+        <w:numPr>
+          <w:ilvl w:val="0"/>
+          <w:numId w:val="14"/>
+        </w:numPr>
+        <w:spacing w:before="100" w:beforeAutospacing="1" w:after="100" w:afterAutospacing="1" w:line="240" w:lineRule="auto"/>
+        <w:rPr>
+          <w:rFonts w:ascii="Times New Roman" w:eastAsia="Times New Roman" w:hAnsi="Times New Roman" w:cs="Times New Roman"/>
+          <w:sz w:val="24"/>
+          <w:szCs w:val="24"/>
+          <w:lang w:val="pt-BR" w:eastAsia="pt-BR"/>
+        </w:rPr>
+      </w:pPr>
+      <w:r>
+        <w:rPr>
+          <w:rFonts w:ascii="Times New Roman" w:eastAsia="Times New Roman" w:hAnsi="Times New Roman" w:cs="Times New Roman"/>
+          <w:sz w:val="24"/>
+          <w:szCs w:val="24"/>
+          <w:lang w:val="pt-BR" w:eastAsia="pt-BR"/>
+        </w:rPr>
+        <w:t xml:space="preserve">Buscar páginas previamente cadastradas; </w:t>
+      </w:r>
+    </w:p>
+    <w:p>
+      <w:pPr>
+        <w:numPr>
+          <w:ilvl w:val="0"/>
+          <w:numId w:val="14"/>
+        </w:numPr>
+        <w:spacing w:before="100" w:beforeAutospacing="1" w:after="100" w:afterAutospacing="1" w:line="240" w:lineRule="auto"/>
+        <w:rPr>
+          <w:rFonts w:ascii="Times New Roman" w:eastAsia="Times New Roman" w:hAnsi="Times New Roman" w:cs="Times New Roman"/>
+          <w:sz w:val="24"/>
+          <w:szCs w:val="24"/>
+          <w:lang w:val="pt-BR" w:eastAsia="pt-BR"/>
+        </w:rPr>
+      </w:pPr>
+      <w:r>
+        <w:rPr>
+          <w:rFonts w:ascii="Times New Roman" w:eastAsia="Times New Roman" w:hAnsi="Times New Roman" w:cs="Times New Roman"/>
+          <w:sz w:val="24"/>
+          <w:szCs w:val="24"/>
+          <w:lang w:val="pt-BR" w:eastAsia="pt-BR"/>
+        </w:rPr>
+        <w:t xml:space="preserve">Retornar </w:t>
+      </w:r>
+      <w:r>
+        <w:rPr>
+          <w:rFonts w:ascii="Times New Roman" w:eastAsia="Times New Roman" w:hAnsi="Times New Roman" w:cs="Times New Roman"/>
+          <w:bCs/>
+          <w:sz w:val="24"/>
+          <w:szCs w:val="24"/>
+          <w:lang w:val="pt-BR" w:eastAsia="pt-BR"/>
+        </w:rPr>
+        <w:t>Page Fault</w:t>
+      </w:r>
+      <w:r>
+        <w:rPr>
+          <w:rFonts w:ascii="Times New Roman" w:eastAsia="Times New Roman" w:hAnsi="Times New Roman" w:cs="Times New Roman"/>
+          <w:sz w:val="24"/>
+          <w:szCs w:val="24"/>
+          <w:lang w:val="pt-BR" w:eastAsia="pt-BR"/>
+        </w:rPr>
+        <w:t xml:space="preserve"> quando a página não estiver mapeada. </w:t>
+      </w:r>
+    </w:p>
+    <w:p>
+      <w:pPr>
+        <w:spacing w:before="100" w:beforeAutospacing="1" w:after="100" w:afterAutospacing="1" w:line="240" w:lineRule="auto"/>
+        <w:rPr>
+          <w:rFonts w:ascii="Times New Roman" w:eastAsia="Times New Roman" w:hAnsi="Times New Roman" w:cs="Times New Roman"/>
+          <w:sz w:val="24"/>
+          <w:szCs w:val="24"/>
+          <w:lang w:val="pt-BR" w:eastAsia="pt-BR"/>
+        </w:rPr>
+      </w:pPr>
+      <w:r>
+        <w:rPr>
+          <w:rFonts w:ascii="Times New Roman" w:eastAsia="Times New Roman" w:hAnsi="Times New Roman" w:cs="Times New Roman"/>
+          <w:sz w:val="24"/>
+          <w:szCs w:val="24"/>
+          <w:lang w:val="pt-BR" w:eastAsia="pt-BR"/>
+        </w:rPr>
+        <w:t>O código-fonte foi disponibilizado separadamente no repositório GitHub informado.</w:t>
       </w:r>
     </w:p>
     <w:p>
@@ -229,10 +528,7 @@
     </w:p>
     <w:p>
       <w:r>
-        <w:t>Economiza memória ao criar tabelas secundárias apenas</w:t>
-      </w:r>
-      <w:r>
-        <w:t xml:space="preserve"> quando necessário. Em comparação à tabela simples, evita alocar entradas nunca utilizadas.</w:t>
+        <w:t>Economiza memória ao criar tabelas secundárias apenas quando necessário. Em comparação à tabela simples, evita alocar entradas nunca utilizadas.</w:t>
       </w:r>
     </w:p>
     <w:p>
@@ -240,16 +536,12 @@
         <w:pStyle w:val="Ttulo2"/>
       </w:pPr>
       <w:r>
-        <w:lastRenderedPageBreak/>
         <w:t>4.2 Tabela Hash</w:t>
       </w:r>
     </w:p>
     <w:p>
       <w:r>
-        <w:t>Se a tabela hash for pequena, aumentam as colisões e o tempo de busca cresce. O sistema operacional precisa equilibrar tamanho da tabela e desempenh</w:t>
-      </w:r>
-      <w:r>
-        <w:t>o.</w:t>
+        <w:t>Se a tabela hash for pequena, aumentam as colisões e o tempo de busca cresce. O sistema operacional precisa equilibrar tamanho da tabela e desempenho.</w:t>
       </w:r>
     </w:p>
     <w:p>
@@ -257,6 +549,7 @@
         <w:pStyle w:val="Ttulo2"/>
       </w:pPr>
       <w:r>
+        <w:lastRenderedPageBreak/>
         <w:t>4.3 Tabela Invertida</w:t>
       </w:r>
     </w:p>
@@ -282,16 +575,44 @@
         <w:t>1. Tabela Invertida</w:t>
       </w:r>
       <w:r>
-        <w:br/>
-        <w:t>2. P</w:t>
+        <w:t xml:space="preserve"> -&gt; </w:t>
       </w:r>
       <w:r>
-        <w:t>aginação Hierárquica</w:t>
+        <w:t>utiliza uma entrada por frame físico, sendo a mais econômica.</w:t>
+      </w:r>
+      <w:r>
+        <w:br/>
+        <w:t>2. Paginação Hierárquica</w:t>
+      </w:r>
+      <w:r>
+        <w:t xml:space="preserve"> </w:t>
+      </w:r>
+      <w:r>
+        <w:t xml:space="preserve">-&gt; </w:t>
+      </w:r>
+      <w:r>
+        <w:t>aloca tabelas apenas quando necessário.</w:t>
       </w:r>
       <w:r>
         <w:br/>
         <w:t>3. Tabela Simples / Hash mal dimensionada</w:t>
       </w:r>
+      <w:r>
+        <w:t xml:space="preserve"> </w:t>
+      </w:r>
+      <w:r>
+        <w:t>-&gt;</w:t>
+      </w:r>
+      <w:r>
+        <w:t>Hash mal dimensionada – pode desperdiçar memória com estr</w:t>
+      </w:r>
+      <w:r>
+        <w:t>uturas grandes ou mal ajustadas</w:t>
+      </w:r>
+    </w:p>
+    <w:p>
+      <w:bookmarkStart w:id="0" w:name="_GoBack"/>
+      <w:bookmarkEnd w:id="0"/>
     </w:p>
     <w:p>
       <w:r>
@@ -302,12 +623,44 @@
         <w:t>1. Hash bem dimensionada</w:t>
       </w:r>
       <w:r>
+        <w:t xml:space="preserve"> -&gt; a</w:t>
+      </w:r>
+      <w:r>
+        <w:t>cesso rápido, próximo de O(1) em média.</w:t>
+      </w:r>
+      <w:r>
         <w:br/>
         <w:t>2. Paginação Hierárquica</w:t>
       </w:r>
       <w:r>
+        <w:t xml:space="preserve"> </w:t>
+      </w:r>
+      <w:r>
+        <w:t>-&gt;</w:t>
+      </w:r>
+      <w:r>
+        <w:t xml:space="preserve"> </w:t>
+      </w:r>
+      <w:r>
+        <w:t>eficiente, porém exige múltiplos acessos entre níveis.</w:t>
+      </w:r>
+      <w:r>
         <w:br/>
+      </w:r>
+      <w:r>
         <w:t>3. Tabela Invertida sequencial</w:t>
+      </w:r>
+      <w:r>
+        <w:t xml:space="preserve"> </w:t>
+      </w:r>
+      <w:r>
+        <w:t>-&gt;</w:t>
+      </w:r>
+      <w:r>
+        <w:t xml:space="preserve"> </w:t>
+      </w:r>
+      <w:r>
+        <w:t>necessita percorrer frames até localizar a página.</w:t>
       </w:r>
     </w:p>
     <w:p>
@@ -320,10 +673,7 @@
     </w:p>
     <w:p>
       <w:r>
-        <w:t xml:space="preserve">Não existe solução perfeita para todos os casos. O </w:t>
-      </w:r>
-      <w:r>
-        <w:t>gerenciamento de memória envolve trade-off entre consumo de memória e velocidade de acesso. Cada sistema operacional escolhe a estratégia mais adequada conforme hardware e carga de trabalho.</w:t>
+        <w:t>Não existe solução perfeita para todos os casos. O gerenciamento de memória envolve trade-off entre consumo de memória e velocidade de acesso. Cada sistema operacional escolhe a estratégia mais adequada conforme hardware e carga de trabalho.</w:t>
       </w:r>
     </w:p>
     <w:sectPr>
@@ -506,6 +856,607 @@
       </w:pPr>
       <w:rPr>
         <w:rFonts w:ascii="Symbol" w:hAnsi="Symbol" w:hint="default"/>
+      </w:rPr>
+    </w:lvl>
+  </w:abstractNum>
+  <w:abstractNum w:abstractNumId="9" w15:restartNumberingAfterBreak="0">
+    <w:nsid w:val="04F2590B"/>
+    <w:multiLevelType w:val="hybridMultilevel"/>
+    <w:tmpl w:val="64826100"/>
+    <w:lvl w:ilvl="0" w:tplc="04160001">
+      <w:start w:val="1"/>
+      <w:numFmt w:val="bullet"/>
+      <w:lvlText w:val=""/>
+      <w:lvlJc w:val="left"/>
+      <w:pPr>
+        <w:ind w:left="720" w:hanging="360"/>
+      </w:pPr>
+      <w:rPr>
+        <w:rFonts w:ascii="Symbol" w:hAnsi="Symbol" w:hint="default"/>
+      </w:rPr>
+    </w:lvl>
+    <w:lvl w:ilvl="1" w:tplc="04160003" w:tentative="1">
+      <w:start w:val="1"/>
+      <w:numFmt w:val="bullet"/>
+      <w:lvlText w:val="o"/>
+      <w:lvlJc w:val="left"/>
+      <w:pPr>
+        <w:ind w:left="1440" w:hanging="360"/>
+      </w:pPr>
+      <w:rPr>
+        <w:rFonts w:ascii="Courier New" w:hAnsi="Courier New" w:cs="Courier New" w:hint="default"/>
+      </w:rPr>
+    </w:lvl>
+    <w:lvl w:ilvl="2" w:tplc="04160005" w:tentative="1">
+      <w:start w:val="1"/>
+      <w:numFmt w:val="bullet"/>
+      <w:lvlText w:val=""/>
+      <w:lvlJc w:val="left"/>
+      <w:pPr>
+        <w:ind w:left="2160" w:hanging="360"/>
+      </w:pPr>
+      <w:rPr>
+        <w:rFonts w:ascii="Wingdings" w:hAnsi="Wingdings" w:hint="default"/>
+      </w:rPr>
+    </w:lvl>
+    <w:lvl w:ilvl="3" w:tplc="04160001" w:tentative="1">
+      <w:start w:val="1"/>
+      <w:numFmt w:val="bullet"/>
+      <w:lvlText w:val=""/>
+      <w:lvlJc w:val="left"/>
+      <w:pPr>
+        <w:ind w:left="2880" w:hanging="360"/>
+      </w:pPr>
+      <w:rPr>
+        <w:rFonts w:ascii="Symbol" w:hAnsi="Symbol" w:hint="default"/>
+      </w:rPr>
+    </w:lvl>
+    <w:lvl w:ilvl="4" w:tplc="04160003" w:tentative="1">
+      <w:start w:val="1"/>
+      <w:numFmt w:val="bullet"/>
+      <w:lvlText w:val="o"/>
+      <w:lvlJc w:val="left"/>
+      <w:pPr>
+        <w:ind w:left="3600" w:hanging="360"/>
+      </w:pPr>
+      <w:rPr>
+        <w:rFonts w:ascii="Courier New" w:hAnsi="Courier New" w:cs="Courier New" w:hint="default"/>
+      </w:rPr>
+    </w:lvl>
+    <w:lvl w:ilvl="5" w:tplc="04160005" w:tentative="1">
+      <w:start w:val="1"/>
+      <w:numFmt w:val="bullet"/>
+      <w:lvlText w:val=""/>
+      <w:lvlJc w:val="left"/>
+      <w:pPr>
+        <w:ind w:left="4320" w:hanging="360"/>
+      </w:pPr>
+      <w:rPr>
+        <w:rFonts w:ascii="Wingdings" w:hAnsi="Wingdings" w:hint="default"/>
+      </w:rPr>
+    </w:lvl>
+    <w:lvl w:ilvl="6" w:tplc="04160001" w:tentative="1">
+      <w:start w:val="1"/>
+      <w:numFmt w:val="bullet"/>
+      <w:lvlText w:val=""/>
+      <w:lvlJc w:val="left"/>
+      <w:pPr>
+        <w:ind w:left="5040" w:hanging="360"/>
+      </w:pPr>
+      <w:rPr>
+        <w:rFonts w:ascii="Symbol" w:hAnsi="Symbol" w:hint="default"/>
+      </w:rPr>
+    </w:lvl>
+    <w:lvl w:ilvl="7" w:tplc="04160003" w:tentative="1">
+      <w:start w:val="1"/>
+      <w:numFmt w:val="bullet"/>
+      <w:lvlText w:val="o"/>
+      <w:lvlJc w:val="left"/>
+      <w:pPr>
+        <w:ind w:left="5760" w:hanging="360"/>
+      </w:pPr>
+      <w:rPr>
+        <w:rFonts w:ascii="Courier New" w:hAnsi="Courier New" w:cs="Courier New" w:hint="default"/>
+      </w:rPr>
+    </w:lvl>
+    <w:lvl w:ilvl="8" w:tplc="04160005" w:tentative="1">
+      <w:start w:val="1"/>
+      <w:numFmt w:val="bullet"/>
+      <w:lvlText w:val=""/>
+      <w:lvlJc w:val="left"/>
+      <w:pPr>
+        <w:ind w:left="6480" w:hanging="360"/>
+      </w:pPr>
+      <w:rPr>
+        <w:rFonts w:ascii="Wingdings" w:hAnsi="Wingdings" w:hint="default"/>
+      </w:rPr>
+    </w:lvl>
+  </w:abstractNum>
+  <w:abstractNum w:abstractNumId="10" w15:restartNumberingAfterBreak="0">
+    <w:nsid w:val="077079FE"/>
+    <w:multiLevelType w:val="hybridMultilevel"/>
+    <w:tmpl w:val="BE787FCC"/>
+    <w:lvl w:ilvl="0" w:tplc="04160001">
+      <w:start w:val="1"/>
+      <w:numFmt w:val="bullet"/>
+      <w:lvlText w:val=""/>
+      <w:lvlJc w:val="left"/>
+      <w:pPr>
+        <w:ind w:left="720" w:hanging="360"/>
+      </w:pPr>
+      <w:rPr>
+        <w:rFonts w:ascii="Symbol" w:hAnsi="Symbol" w:hint="default"/>
+      </w:rPr>
+    </w:lvl>
+    <w:lvl w:ilvl="1" w:tplc="04160003" w:tentative="1">
+      <w:start w:val="1"/>
+      <w:numFmt w:val="bullet"/>
+      <w:lvlText w:val="o"/>
+      <w:lvlJc w:val="left"/>
+      <w:pPr>
+        <w:ind w:left="1440" w:hanging="360"/>
+      </w:pPr>
+      <w:rPr>
+        <w:rFonts w:ascii="Courier New" w:hAnsi="Courier New" w:cs="Courier New" w:hint="default"/>
+      </w:rPr>
+    </w:lvl>
+    <w:lvl w:ilvl="2" w:tplc="04160005" w:tentative="1">
+      <w:start w:val="1"/>
+      <w:numFmt w:val="bullet"/>
+      <w:lvlText w:val=""/>
+      <w:lvlJc w:val="left"/>
+      <w:pPr>
+        <w:ind w:left="2160" w:hanging="360"/>
+      </w:pPr>
+      <w:rPr>
+        <w:rFonts w:ascii="Wingdings" w:hAnsi="Wingdings" w:hint="default"/>
+      </w:rPr>
+    </w:lvl>
+    <w:lvl w:ilvl="3" w:tplc="04160001" w:tentative="1">
+      <w:start w:val="1"/>
+      <w:numFmt w:val="bullet"/>
+      <w:lvlText w:val=""/>
+      <w:lvlJc w:val="left"/>
+      <w:pPr>
+        <w:ind w:left="2880" w:hanging="360"/>
+      </w:pPr>
+      <w:rPr>
+        <w:rFonts w:ascii="Symbol" w:hAnsi="Symbol" w:hint="default"/>
+      </w:rPr>
+    </w:lvl>
+    <w:lvl w:ilvl="4" w:tplc="04160003" w:tentative="1">
+      <w:start w:val="1"/>
+      <w:numFmt w:val="bullet"/>
+      <w:lvlText w:val="o"/>
+      <w:lvlJc w:val="left"/>
+      <w:pPr>
+        <w:ind w:left="3600" w:hanging="360"/>
+      </w:pPr>
+      <w:rPr>
+        <w:rFonts w:ascii="Courier New" w:hAnsi="Courier New" w:cs="Courier New" w:hint="default"/>
+      </w:rPr>
+    </w:lvl>
+    <w:lvl w:ilvl="5" w:tplc="04160005" w:tentative="1">
+      <w:start w:val="1"/>
+      <w:numFmt w:val="bullet"/>
+      <w:lvlText w:val=""/>
+      <w:lvlJc w:val="left"/>
+      <w:pPr>
+        <w:ind w:left="4320" w:hanging="360"/>
+      </w:pPr>
+      <w:rPr>
+        <w:rFonts w:ascii="Wingdings" w:hAnsi="Wingdings" w:hint="default"/>
+      </w:rPr>
+    </w:lvl>
+    <w:lvl w:ilvl="6" w:tplc="04160001" w:tentative="1">
+      <w:start w:val="1"/>
+      <w:numFmt w:val="bullet"/>
+      <w:lvlText w:val=""/>
+      <w:lvlJc w:val="left"/>
+      <w:pPr>
+        <w:ind w:left="5040" w:hanging="360"/>
+      </w:pPr>
+      <w:rPr>
+        <w:rFonts w:ascii="Symbol" w:hAnsi="Symbol" w:hint="default"/>
+      </w:rPr>
+    </w:lvl>
+    <w:lvl w:ilvl="7" w:tplc="04160003" w:tentative="1">
+      <w:start w:val="1"/>
+      <w:numFmt w:val="bullet"/>
+      <w:lvlText w:val="o"/>
+      <w:lvlJc w:val="left"/>
+      <w:pPr>
+        <w:ind w:left="5760" w:hanging="360"/>
+      </w:pPr>
+      <w:rPr>
+        <w:rFonts w:ascii="Courier New" w:hAnsi="Courier New" w:cs="Courier New" w:hint="default"/>
+      </w:rPr>
+    </w:lvl>
+    <w:lvl w:ilvl="8" w:tplc="04160005" w:tentative="1">
+      <w:start w:val="1"/>
+      <w:numFmt w:val="bullet"/>
+      <w:lvlText w:val=""/>
+      <w:lvlJc w:val="left"/>
+      <w:pPr>
+        <w:ind w:left="6480" w:hanging="360"/>
+      </w:pPr>
+      <w:rPr>
+        <w:rFonts w:ascii="Wingdings" w:hAnsi="Wingdings" w:hint="default"/>
+      </w:rPr>
+    </w:lvl>
+  </w:abstractNum>
+  <w:abstractNum w:abstractNumId="11" w15:restartNumberingAfterBreak="0">
+    <w:nsid w:val="1A3219A4"/>
+    <w:multiLevelType w:val="multilevel"/>
+    <w:tmpl w:val="C94E6088"/>
+    <w:lvl w:ilvl="0">
+      <w:start w:val="1"/>
+      <w:numFmt w:val="bullet"/>
+      <w:lvlText w:val=""/>
+      <w:lvlJc w:val="left"/>
+      <w:pPr>
+        <w:tabs>
+          <w:tab w:val="num" w:pos="720"/>
+        </w:tabs>
+        <w:ind w:left="720" w:hanging="360"/>
+      </w:pPr>
+      <w:rPr>
+        <w:rFonts w:ascii="Symbol" w:hAnsi="Symbol" w:hint="default"/>
+        <w:sz w:val="20"/>
+      </w:rPr>
+    </w:lvl>
+    <w:lvl w:ilvl="1" w:tentative="1">
+      <w:start w:val="1"/>
+      <w:numFmt w:val="bullet"/>
+      <w:lvlText w:val="o"/>
+      <w:lvlJc w:val="left"/>
+      <w:pPr>
+        <w:tabs>
+          <w:tab w:val="num" w:pos="1440"/>
+        </w:tabs>
+        <w:ind w:left="1440" w:hanging="360"/>
+      </w:pPr>
+      <w:rPr>
+        <w:rFonts w:ascii="Courier New" w:hAnsi="Courier New" w:hint="default"/>
+        <w:sz w:val="20"/>
+      </w:rPr>
+    </w:lvl>
+    <w:lvl w:ilvl="2" w:tentative="1">
+      <w:start w:val="1"/>
+      <w:numFmt w:val="bullet"/>
+      <w:lvlText w:val=""/>
+      <w:lvlJc w:val="left"/>
+      <w:pPr>
+        <w:tabs>
+          <w:tab w:val="num" w:pos="2160"/>
+        </w:tabs>
+        <w:ind w:left="2160" w:hanging="360"/>
+      </w:pPr>
+      <w:rPr>
+        <w:rFonts w:ascii="Wingdings" w:hAnsi="Wingdings" w:hint="default"/>
+        <w:sz w:val="20"/>
+      </w:rPr>
+    </w:lvl>
+    <w:lvl w:ilvl="3" w:tentative="1">
+      <w:start w:val="1"/>
+      <w:numFmt w:val="bullet"/>
+      <w:lvlText w:val=""/>
+      <w:lvlJc w:val="left"/>
+      <w:pPr>
+        <w:tabs>
+          <w:tab w:val="num" w:pos="2880"/>
+        </w:tabs>
+        <w:ind w:left="2880" w:hanging="360"/>
+      </w:pPr>
+      <w:rPr>
+        <w:rFonts w:ascii="Wingdings" w:hAnsi="Wingdings" w:hint="default"/>
+        <w:sz w:val="20"/>
+      </w:rPr>
+    </w:lvl>
+    <w:lvl w:ilvl="4" w:tentative="1">
+      <w:start w:val="1"/>
+      <w:numFmt w:val="bullet"/>
+      <w:lvlText w:val=""/>
+      <w:lvlJc w:val="left"/>
+      <w:pPr>
+        <w:tabs>
+          <w:tab w:val="num" w:pos="3600"/>
+        </w:tabs>
+        <w:ind w:left="3600" w:hanging="360"/>
+      </w:pPr>
+      <w:rPr>
+        <w:rFonts w:ascii="Wingdings" w:hAnsi="Wingdings" w:hint="default"/>
+        <w:sz w:val="20"/>
+      </w:rPr>
+    </w:lvl>
+    <w:lvl w:ilvl="5" w:tentative="1">
+      <w:start w:val="1"/>
+      <w:numFmt w:val="bullet"/>
+      <w:lvlText w:val=""/>
+      <w:lvlJc w:val="left"/>
+      <w:pPr>
+        <w:tabs>
+          <w:tab w:val="num" w:pos="4320"/>
+        </w:tabs>
+        <w:ind w:left="4320" w:hanging="360"/>
+      </w:pPr>
+      <w:rPr>
+        <w:rFonts w:ascii="Wingdings" w:hAnsi="Wingdings" w:hint="default"/>
+        <w:sz w:val="20"/>
+      </w:rPr>
+    </w:lvl>
+    <w:lvl w:ilvl="6" w:tentative="1">
+      <w:start w:val="1"/>
+      <w:numFmt w:val="bullet"/>
+      <w:lvlText w:val=""/>
+      <w:lvlJc w:val="left"/>
+      <w:pPr>
+        <w:tabs>
+          <w:tab w:val="num" w:pos="5040"/>
+        </w:tabs>
+        <w:ind w:left="5040" w:hanging="360"/>
+      </w:pPr>
+      <w:rPr>
+        <w:rFonts w:ascii="Wingdings" w:hAnsi="Wingdings" w:hint="default"/>
+        <w:sz w:val="20"/>
+      </w:rPr>
+    </w:lvl>
+    <w:lvl w:ilvl="7" w:tentative="1">
+      <w:start w:val="1"/>
+      <w:numFmt w:val="bullet"/>
+      <w:lvlText w:val=""/>
+      <w:lvlJc w:val="left"/>
+      <w:pPr>
+        <w:tabs>
+          <w:tab w:val="num" w:pos="5760"/>
+        </w:tabs>
+        <w:ind w:left="5760" w:hanging="360"/>
+      </w:pPr>
+      <w:rPr>
+        <w:rFonts w:ascii="Wingdings" w:hAnsi="Wingdings" w:hint="default"/>
+        <w:sz w:val="20"/>
+      </w:rPr>
+    </w:lvl>
+    <w:lvl w:ilvl="8" w:tentative="1">
+      <w:start w:val="1"/>
+      <w:numFmt w:val="bullet"/>
+      <w:lvlText w:val=""/>
+      <w:lvlJc w:val="left"/>
+      <w:pPr>
+        <w:tabs>
+          <w:tab w:val="num" w:pos="6480"/>
+        </w:tabs>
+        <w:ind w:left="6480" w:hanging="360"/>
+      </w:pPr>
+      <w:rPr>
+        <w:rFonts w:ascii="Wingdings" w:hAnsi="Wingdings" w:hint="default"/>
+        <w:sz w:val="20"/>
+      </w:rPr>
+    </w:lvl>
+  </w:abstractNum>
+  <w:abstractNum w:abstractNumId="12" w15:restartNumberingAfterBreak="0">
+    <w:nsid w:val="2BA471DB"/>
+    <w:multiLevelType w:val="hybridMultilevel"/>
+    <w:tmpl w:val="5BEE32D2"/>
+    <w:lvl w:ilvl="0" w:tplc="04160001">
+      <w:start w:val="1"/>
+      <w:numFmt w:val="bullet"/>
+      <w:lvlText w:val=""/>
+      <w:lvlJc w:val="left"/>
+      <w:pPr>
+        <w:ind w:left="720" w:hanging="360"/>
+      </w:pPr>
+      <w:rPr>
+        <w:rFonts w:ascii="Symbol" w:hAnsi="Symbol" w:hint="default"/>
+      </w:rPr>
+    </w:lvl>
+    <w:lvl w:ilvl="1" w:tplc="04160003" w:tentative="1">
+      <w:start w:val="1"/>
+      <w:numFmt w:val="bullet"/>
+      <w:lvlText w:val="o"/>
+      <w:lvlJc w:val="left"/>
+      <w:pPr>
+        <w:ind w:left="1440" w:hanging="360"/>
+      </w:pPr>
+      <w:rPr>
+        <w:rFonts w:ascii="Courier New" w:hAnsi="Courier New" w:cs="Courier New" w:hint="default"/>
+      </w:rPr>
+    </w:lvl>
+    <w:lvl w:ilvl="2" w:tplc="04160005" w:tentative="1">
+      <w:start w:val="1"/>
+      <w:numFmt w:val="bullet"/>
+      <w:lvlText w:val=""/>
+      <w:lvlJc w:val="left"/>
+      <w:pPr>
+        <w:ind w:left="2160" w:hanging="360"/>
+      </w:pPr>
+      <w:rPr>
+        <w:rFonts w:ascii="Wingdings" w:hAnsi="Wingdings" w:hint="default"/>
+      </w:rPr>
+    </w:lvl>
+    <w:lvl w:ilvl="3" w:tplc="04160001" w:tentative="1">
+      <w:start w:val="1"/>
+      <w:numFmt w:val="bullet"/>
+      <w:lvlText w:val=""/>
+      <w:lvlJc w:val="left"/>
+      <w:pPr>
+        <w:ind w:left="2880" w:hanging="360"/>
+      </w:pPr>
+      <w:rPr>
+        <w:rFonts w:ascii="Symbol" w:hAnsi="Symbol" w:hint="default"/>
+      </w:rPr>
+    </w:lvl>
+    <w:lvl w:ilvl="4" w:tplc="04160003" w:tentative="1">
+      <w:start w:val="1"/>
+      <w:numFmt w:val="bullet"/>
+      <w:lvlText w:val="o"/>
+      <w:lvlJc w:val="left"/>
+      <w:pPr>
+        <w:ind w:left="3600" w:hanging="360"/>
+      </w:pPr>
+      <w:rPr>
+        <w:rFonts w:ascii="Courier New" w:hAnsi="Courier New" w:cs="Courier New" w:hint="default"/>
+      </w:rPr>
+    </w:lvl>
+    <w:lvl w:ilvl="5" w:tplc="04160005" w:tentative="1">
+      <w:start w:val="1"/>
+      <w:numFmt w:val="bullet"/>
+      <w:lvlText w:val=""/>
+      <w:lvlJc w:val="left"/>
+      <w:pPr>
+        <w:ind w:left="4320" w:hanging="360"/>
+      </w:pPr>
+      <w:rPr>
+        <w:rFonts w:ascii="Wingdings" w:hAnsi="Wingdings" w:hint="default"/>
+      </w:rPr>
+    </w:lvl>
+    <w:lvl w:ilvl="6" w:tplc="04160001" w:tentative="1">
+      <w:start w:val="1"/>
+      <w:numFmt w:val="bullet"/>
+      <w:lvlText w:val=""/>
+      <w:lvlJc w:val="left"/>
+      <w:pPr>
+        <w:ind w:left="5040" w:hanging="360"/>
+      </w:pPr>
+      <w:rPr>
+        <w:rFonts w:ascii="Symbol" w:hAnsi="Symbol" w:hint="default"/>
+      </w:rPr>
+    </w:lvl>
+    <w:lvl w:ilvl="7" w:tplc="04160003" w:tentative="1">
+      <w:start w:val="1"/>
+      <w:numFmt w:val="bullet"/>
+      <w:lvlText w:val="o"/>
+      <w:lvlJc w:val="left"/>
+      <w:pPr>
+        <w:ind w:left="5760" w:hanging="360"/>
+      </w:pPr>
+      <w:rPr>
+        <w:rFonts w:ascii="Courier New" w:hAnsi="Courier New" w:cs="Courier New" w:hint="default"/>
+      </w:rPr>
+    </w:lvl>
+    <w:lvl w:ilvl="8" w:tplc="04160005" w:tentative="1">
+      <w:start w:val="1"/>
+      <w:numFmt w:val="bullet"/>
+      <w:lvlText w:val=""/>
+      <w:lvlJc w:val="left"/>
+      <w:pPr>
+        <w:ind w:left="6480" w:hanging="360"/>
+      </w:pPr>
+      <w:rPr>
+        <w:rFonts w:ascii="Wingdings" w:hAnsi="Wingdings" w:hint="default"/>
+      </w:rPr>
+    </w:lvl>
+  </w:abstractNum>
+  <w:abstractNum w:abstractNumId="13" w15:restartNumberingAfterBreak="0">
+    <w:nsid w:val="31BC4427"/>
+    <w:multiLevelType w:val="hybridMultilevel"/>
+    <w:tmpl w:val="ADB47122"/>
+    <w:lvl w:ilvl="0" w:tplc="04160001">
+      <w:start w:val="1"/>
+      <w:numFmt w:val="bullet"/>
+      <w:lvlText w:val=""/>
+      <w:lvlJc w:val="left"/>
+      <w:pPr>
+        <w:ind w:left="720" w:hanging="360"/>
+      </w:pPr>
+      <w:rPr>
+        <w:rFonts w:ascii="Symbol" w:hAnsi="Symbol" w:hint="default"/>
+      </w:rPr>
+    </w:lvl>
+    <w:lvl w:ilvl="1" w:tplc="04160003" w:tentative="1">
+      <w:start w:val="1"/>
+      <w:numFmt w:val="bullet"/>
+      <w:lvlText w:val="o"/>
+      <w:lvlJc w:val="left"/>
+      <w:pPr>
+        <w:ind w:left="1440" w:hanging="360"/>
+      </w:pPr>
+      <w:rPr>
+        <w:rFonts w:ascii="Courier New" w:hAnsi="Courier New" w:cs="Courier New" w:hint="default"/>
+      </w:rPr>
+    </w:lvl>
+    <w:lvl w:ilvl="2" w:tplc="04160005" w:tentative="1">
+      <w:start w:val="1"/>
+      <w:numFmt w:val="bullet"/>
+      <w:lvlText w:val=""/>
+      <w:lvlJc w:val="left"/>
+      <w:pPr>
+        <w:ind w:left="2160" w:hanging="360"/>
+      </w:pPr>
+      <w:rPr>
+        <w:rFonts w:ascii="Wingdings" w:hAnsi="Wingdings" w:hint="default"/>
+      </w:rPr>
+    </w:lvl>
+    <w:lvl w:ilvl="3" w:tplc="04160001" w:tentative="1">
+      <w:start w:val="1"/>
+      <w:numFmt w:val="bullet"/>
+      <w:lvlText w:val=""/>
+      <w:lvlJc w:val="left"/>
+      <w:pPr>
+        <w:ind w:left="2880" w:hanging="360"/>
+      </w:pPr>
+      <w:rPr>
+        <w:rFonts w:ascii="Symbol" w:hAnsi="Symbol" w:hint="default"/>
+      </w:rPr>
+    </w:lvl>
+    <w:lvl w:ilvl="4" w:tplc="04160003" w:tentative="1">
+      <w:start w:val="1"/>
+      <w:numFmt w:val="bullet"/>
+      <w:lvlText w:val="o"/>
+      <w:lvlJc w:val="left"/>
+      <w:pPr>
+        <w:ind w:left="3600" w:hanging="360"/>
+      </w:pPr>
+      <w:rPr>
+        <w:rFonts w:ascii="Courier New" w:hAnsi="Courier New" w:cs="Courier New" w:hint="default"/>
+      </w:rPr>
+    </w:lvl>
+    <w:lvl w:ilvl="5" w:tplc="04160005" w:tentative="1">
+      <w:start w:val="1"/>
+      <w:numFmt w:val="bullet"/>
+      <w:lvlText w:val=""/>
+      <w:lvlJc w:val="left"/>
+      <w:pPr>
+        <w:ind w:left="4320" w:hanging="360"/>
+      </w:pPr>
+      <w:rPr>
+        <w:rFonts w:ascii="Wingdings" w:hAnsi="Wingdings" w:hint="default"/>
+      </w:rPr>
+    </w:lvl>
+    <w:lvl w:ilvl="6" w:tplc="04160001" w:tentative="1">
+      <w:start w:val="1"/>
+      <w:numFmt w:val="bullet"/>
+      <w:lvlText w:val=""/>
+      <w:lvlJc w:val="left"/>
+      <w:pPr>
+        <w:ind w:left="5040" w:hanging="360"/>
+      </w:pPr>
+      <w:rPr>
+        <w:rFonts w:ascii="Symbol" w:hAnsi="Symbol" w:hint="default"/>
+      </w:rPr>
+    </w:lvl>
+    <w:lvl w:ilvl="7" w:tplc="04160003" w:tentative="1">
+      <w:start w:val="1"/>
+      <w:numFmt w:val="bullet"/>
+      <w:lvlText w:val="o"/>
+      <w:lvlJc w:val="left"/>
+      <w:pPr>
+        <w:ind w:left="5760" w:hanging="360"/>
+      </w:pPr>
+      <w:rPr>
+        <w:rFonts w:ascii="Courier New" w:hAnsi="Courier New" w:cs="Courier New" w:hint="default"/>
+      </w:rPr>
+    </w:lvl>
+    <w:lvl w:ilvl="8" w:tplc="04160005" w:tentative="1">
+      <w:start w:val="1"/>
+      <w:numFmt w:val="bullet"/>
+      <w:lvlText w:val=""/>
+      <w:lvlJc w:val="left"/>
+      <w:pPr>
+        <w:ind w:left="6480" w:hanging="360"/>
+      </w:pPr>
+      <w:rPr>
+        <w:rFonts w:ascii="Wingdings" w:hAnsi="Wingdings" w:hint="default"/>
       </w:rPr>
     </w:lvl>
   </w:abstractNum>
@@ -535,6 +1486,21 @@
   </w:num>
   <w:num w:numId="9">
     <w:abstractNumId w:val="0"/>
+  </w:num>
+  <w:num w:numId="10">
+    <w:abstractNumId w:val="12"/>
+  </w:num>
+  <w:num w:numId="11">
+    <w:abstractNumId w:val="10"/>
+  </w:num>
+  <w:num w:numId="12">
+    <w:abstractNumId w:val="13"/>
+  </w:num>
+  <w:num w:numId="13">
+    <w:abstractNumId w:val="9"/>
+  </w:num>
+  <w:num w:numId="14">
+    <w:abstractNumId w:val="11"/>
   </w:num>
 </w:numbering>
 </file>
@@ -11937,6 +12903,23 @@
       <w:u w:val="single"/>
     </w:rPr>
   </w:style>
+  <w:style w:type="paragraph" w:styleId="NormalWeb">
+    <w:name w:val="Normal (Web)"/>
+    <w:basedOn w:val="Normal"/>
+    <w:uiPriority w:val="99"/>
+    <w:semiHidden/>
+    <w:unhideWhenUsed/>
+    <w:rsid w:val="00E01CE5"/>
+    <w:pPr>
+      <w:spacing w:before="100" w:beforeAutospacing="1" w:after="100" w:afterAutospacing="1" w:line="240" w:lineRule="auto"/>
+    </w:pPr>
+    <w:rPr>
+      <w:rFonts w:ascii="Times New Roman" w:eastAsia="Times New Roman" w:hAnsi="Times New Roman" w:cs="Times New Roman"/>
+      <w:sz w:val="24"/>
+      <w:szCs w:val="24"/>
+      <w:lang w:val="pt-BR" w:eastAsia="pt-BR"/>
+    </w:rPr>
+  </w:style>
 </w:styles>
 </file>
 
@@ -12265,7 +13248,7 @@
 </file>
 
 <file path=customXml/itemProps1.xml><?xml version="1.0" encoding="utf-8"?>
-<ds:datastoreItem xmlns:ds="http://schemas.openxmlformats.org/officeDocument/2006/customXml" ds:itemID="{C83BF7B7-5895-4166-99A1-102742FD5DFE}">
+<ds:datastoreItem xmlns:ds="http://schemas.openxmlformats.org/officeDocument/2006/customXml" ds:itemID="{368E6757-47A5-4B3A-9816-DFB89F09618F}">
   <ds:schemaRefs>
     <ds:schemaRef ds:uri="http://schemas.openxmlformats.org/officeDocument/2006/bibliography"/>
   </ds:schemaRefs>
